--- a/docs/INTERVIEW-EXPLAINER.docx
+++ b/docs/INTERVIEW-EXPLAINER.docx
@@ -640,7 +640,7 @@
           <w:b/>
           <w:bCs/>
         </w:rPr>
-        <w:t xml:space="preserve">333 tests</w:t>
+        <w:t xml:space="preserve">386 tests</w:t>
       </w:r>
       <w:r>
         <w:t xml:space="preserve">, measured on 2026-09-29 with</w:t>
